--- a/Collatio/12/1. Textos/1. Marcados/12-E.docx
+++ b/Collatio/12/1. Textos/1. Marcados/12-E.docx
@@ -1,919 +1,777 @@
 
 <file path=word/document.xml><?xml version="1.0" encoding="utf-8"?>
-<w:document xmlns:wpc="http://schemas.microsoft.com/office/word/2010/wordprocessingCanvas" xmlns:cx="http://schemas.microsoft.com/office/drawing/2014/chartex" xmlns:cx1="http://schemas.microsoft.com/office/drawing/2015/9/8/chartex" xmlns:cx2="http://schemas.microsoft.com/office/drawing/2015/10/21/chartex" xmlns:cx3="http://schemas.microsoft.com/office/drawing/2016/5/9/chartex" xmlns:cx4="http://schemas.microsoft.com/office/drawing/2016/5/10/chartex" xmlns:cx5="http://schemas.microsoft.com/office/drawing/2016/5/11/chartex" xmlns:cx6="http://schemas.microsoft.com/office/drawing/2016/5/12/chartex" xmlns:cx7="http://schemas.microsoft.com/office/drawing/2016/5/13/chartex" xmlns:cx8="http://schemas.microsoft.com/office/drawing/2016/5/14/chartex" xmlns:mc="http://schemas.openxmlformats.org/markup-compatibility/2006" xmlns:aink="http://schemas.microsoft.com/office/drawing/2016/ink" xmlns:am3d="http://schemas.microsoft.com/office/drawing/2017/model3d" xmlns:o="urn:schemas-microsoft-com:office:office" xmlns:oel="http://schemas.microsoft.com/office/2019/extlst" xmlns:r="http://schemas.openxmlformats.org/officeDocument/2006/relationships" xmlns:m="http://schemas.openxmlformats.org/officeDocument/2006/math" xmlns:v="urn:schemas-microsoft-com:vml" xmlns:wp14="http://schemas.microsoft.com/office/word/2010/wordprocessingDrawing" xmlns:wp="http://schemas.openxmlformats.org/drawingml/2006/wordprocessingDrawing" xmlns:w10="urn:schemas-microsoft-com:office:word" xmlns:w="http://schemas.openxmlformats.org/wordprocessingml/2006/main" xmlns:w14="http://schemas.microsoft.com/office/word/2010/wordml" xmlns:w15="http://schemas.microsoft.com/office/word/2012/wordml" xmlns:w16cex="http://schemas.microsoft.com/office/word/2018/wordml/cex" xmlns:w16cid="http://schemas.microsoft.com/office/word/2016/wordml/cid" xmlns:w16="http://schemas.microsoft.com/office/word/2018/wordml" xmlns:w16du="http://schemas.microsoft.com/office/word/2023/wordml/word16du" xmlns:w16sdtdh="http://schemas.microsoft.com/office/word/2020/wordml/sdtdatahash" xmlns:w16se="http://schemas.microsoft.com/office/word/2015/wordml/symex" xmlns:wpg="http://schemas.microsoft.com/office/word/2010/wordprocessingGroup" xmlns:wpi="http://schemas.microsoft.com/office/word/2010/wordprocessingInk" xmlns:wne="http://schemas.microsoft.com/office/word/2006/wordml" xmlns:wps="http://schemas.microsoft.com/office/word/2010/wordprocessingShape" mc:Ignorable="w14 w15 w16se w16cid w16 w16cex w16sdtdh wp14">
+<w:document xmlns:wpc="http://schemas.microsoft.com/office/word/2010/wordprocessingCanvas" xmlns:cx="http://schemas.microsoft.com/office/drawing/2014/chartex" xmlns:cx1="http://schemas.microsoft.com/office/drawing/2015/9/8/chartex" xmlns:cx2="http://schemas.microsoft.com/office/drawing/2015/10/21/chartex" xmlns:cx3="http://schemas.microsoft.com/office/drawing/2016/5/9/chartex" xmlns:cx4="http://schemas.microsoft.com/office/drawing/2016/5/10/chartex" xmlns:cx5="http://schemas.microsoft.com/office/drawing/2016/5/11/chartex" xmlns:cx6="http://schemas.microsoft.com/office/drawing/2016/5/12/chartex" xmlns:cx7="http://schemas.microsoft.com/office/drawing/2016/5/13/chartex" xmlns:cx8="http://schemas.microsoft.com/office/drawing/2016/5/14/chartex" xmlns:mc="http://schemas.openxmlformats.org/markup-compatibility/2006" xmlns:aink="http://schemas.microsoft.com/office/drawing/2016/ink" xmlns:am3d="http://schemas.microsoft.com/office/drawing/2017/model3d" xmlns:o="urn:schemas-microsoft-com:office:office" xmlns:oel="http://schemas.microsoft.com/office/2019/extlst" xmlns:r="http://schemas.openxmlformats.org/officeDocument/2006/relationships" xmlns:m="http://schemas.openxmlformats.org/officeDocument/2006/math" xmlns:v="urn:schemas-microsoft-com:vml" xmlns:wp14="http://schemas.microsoft.com/office/word/2010/wordprocessingDrawing" xmlns:wp="http://schemas.openxmlformats.org/drawingml/2006/wordprocessingDrawing" xmlns:w10="urn:schemas-microsoft-com:office:word" xmlns:w="http://schemas.openxmlformats.org/wordprocessingml/2006/main" xmlns:w14="http://schemas.microsoft.com/office/word/2010/wordml" xmlns:w15="http://schemas.microsoft.com/office/word/2012/wordml" xmlns:w16cex="http://schemas.microsoft.com/office/word/2018/wordml/cex" xmlns:w16cid="http://schemas.microsoft.com/office/word/2016/wordml/cid" xmlns:w16="http://schemas.microsoft.com/office/word/2018/wordml" xmlns:w16du="http://schemas.microsoft.com/office/word/2023/wordml/word16du" xmlns:w16sdtdh="http://schemas.microsoft.com/office/word/2020/wordml/sdtdatahash" xmlns:w16sdtfl="http://schemas.microsoft.com/office/word/2024/wordml/sdtformatlock" xmlns:w16se="http://schemas.microsoft.com/office/word/2015/wordml/symex" xmlns:wpg="http://schemas.microsoft.com/office/word/2010/wordprocessingGroup" xmlns:wpi="http://schemas.microsoft.com/office/word/2010/wordprocessingInk" xmlns:wne="http://schemas.microsoft.com/office/word/2006/wordml" xmlns:wps="http://schemas.microsoft.com/office/word/2010/wordprocessingShape" mc:Ignorable="w14 w15 w16se w16cid w16 w16cex w16sdtdh w16sdtfl w16du wp14">
   <w:body>
     <w:p>
       <w:pPr>
         <w:rPr>
-          <w:rFonts w:ascii="Garamond" w:hAnsi="Garamond"/>
+          <w:rFonts w:ascii="Brill" w:hAnsi="Brill"/>
         </w:rPr>
       </w:pPr>
       <w:r>
         <w:rPr>
-          <w:rFonts w:ascii="Garamond" w:hAnsi="Garamond"/>
+          <w:rFonts w:ascii="Brill" w:hAnsi="Brill"/>
           <w:color w:val="FF0000"/>
         </w:rPr>
         <w:t>81r</w:t>
       </w:r>
       <w:r>
         <w:rPr>
-          <w:rFonts w:ascii="Garamond" w:hAnsi="Garamond"/>
+          <w:rFonts w:ascii="Brill" w:hAnsi="Brill"/>
         </w:rPr>
         <w:t xml:space="preserve"> Pregunto el </w:t>
       </w:r>
       <w:proofErr w:type="spellStart"/>
       <w:r>
         <w:rPr>
-          <w:rFonts w:ascii="Garamond" w:hAnsi="Garamond"/>
+          <w:rFonts w:ascii="Brill" w:hAnsi="Brill"/>
         </w:rPr>
         <w:t>discipulo</w:t>
       </w:r>
       <w:proofErr w:type="spellEnd"/>
       <w:r>
         <w:rPr>
-          <w:rFonts w:ascii="Garamond" w:hAnsi="Garamond"/>
+          <w:rFonts w:ascii="Brill" w:hAnsi="Brill"/>
         </w:rPr>
         <w:t xml:space="preserve"> maestro ruego te que me digas de aquel </w:t>
       </w:r>
       <w:proofErr w:type="spellStart"/>
       <w:r>
         <w:rPr>
-          <w:rFonts w:ascii="Garamond" w:hAnsi="Garamond"/>
+          <w:rFonts w:ascii="Brill" w:hAnsi="Brill"/>
         </w:rPr>
         <w:t>tienpo</w:t>
       </w:r>
       <w:proofErr w:type="spellEnd"/>
       <w:r>
         <w:rPr>
-          <w:rFonts w:ascii="Garamond" w:hAnsi="Garamond"/>
+          <w:rFonts w:ascii="Brill" w:hAnsi="Brill"/>
         </w:rPr>
         <w:t xml:space="preserve"> que nuestro señor </w:t>
       </w:r>
       <w:proofErr w:type="spellStart"/>
       <w:r>
         <w:rPr>
-          <w:rFonts w:ascii="Garamond" w:hAnsi="Garamond"/>
+          <w:rFonts w:ascii="Brill" w:hAnsi="Brill"/>
         </w:rPr>
         <w:t>andudo</w:t>
       </w:r>
       <w:proofErr w:type="spellEnd"/>
       <w:r>
         <w:rPr>
-          <w:rFonts w:ascii="Garamond" w:hAnsi="Garamond"/>
+          <w:rFonts w:ascii="Brill" w:hAnsi="Brill"/>
         </w:rPr>
         <w:t xml:space="preserve"> encerrado en el vientre de santa </w:t>
       </w:r>
       <w:proofErr w:type="spellStart"/>
       <w:r>
         <w:rPr>
-          <w:rFonts w:ascii="Garamond" w:hAnsi="Garamond"/>
+          <w:rFonts w:ascii="Brill" w:hAnsi="Brill"/>
         </w:rPr>
         <w:t>Maria</w:t>
       </w:r>
       <w:proofErr w:type="spellEnd"/>
       <w:r>
         <w:rPr>
-          <w:rFonts w:ascii="Garamond" w:hAnsi="Garamond"/>
+          <w:rFonts w:ascii="Brill" w:hAnsi="Brill"/>
         </w:rPr>
         <w:t xml:space="preserve"> e como finco el cielo e la tierra o quien finco en su lugar. Ca </w:t>
       </w:r>
       <w:proofErr w:type="spellStart"/>
       <w:r>
         <w:rPr>
-          <w:rFonts w:ascii="Garamond" w:hAnsi="Garamond"/>
+          <w:rFonts w:ascii="Brill" w:hAnsi="Brill"/>
         </w:rPr>
         <w:t>segun</w:t>
       </w:r>
       <w:proofErr w:type="spellEnd"/>
       <w:r>
         <w:rPr>
-          <w:rFonts w:ascii="Garamond" w:hAnsi="Garamond"/>
+          <w:rFonts w:ascii="Brill" w:hAnsi="Brill"/>
         </w:rPr>
         <w:t xml:space="preserve"> que lo yo entiendo </w:t>
       </w:r>
       <w:proofErr w:type="spellStart"/>
       <w:r>
         <w:rPr>
-          <w:rFonts w:ascii="Garamond" w:hAnsi="Garamond"/>
+          <w:rFonts w:ascii="Brill" w:hAnsi="Brill"/>
         </w:rPr>
         <w:t>tu</w:t>
       </w:r>
       <w:proofErr w:type="spellEnd"/>
       <w:r>
         <w:rPr>
-          <w:rFonts w:ascii="Garamond" w:hAnsi="Garamond"/>
-        </w:rPr>
-        <w:t xml:space="preserve"> me </w:t>
-      </w:r>
-      <w:proofErr w:type="spellStart"/>
-      <w:r>
-        <w:rPr>
-          <w:rFonts w:ascii="Garamond" w:hAnsi="Garamond"/>
-        </w:rPr>
-        <w:t>dizes</w:t>
-      </w:r>
-      <w:proofErr w:type="spellEnd"/>
-      <w:r>
-        <w:rPr>
-          <w:rFonts w:ascii="Garamond" w:hAnsi="Garamond"/>
-        </w:rPr>
-        <w:t xml:space="preserve"> que son tres personas en que se </w:t>
-      </w:r>
-      <w:proofErr w:type="spellStart"/>
-      <w:r>
-        <w:rPr>
-          <w:rFonts w:ascii="Garamond" w:hAnsi="Garamond"/>
+          <w:rFonts w:ascii="Brill" w:hAnsi="Brill"/>
+        </w:rPr>
+        <w:t xml:space="preserve"> me dizes que son tres personas en que se </w:t>
+      </w:r>
+      <w:proofErr w:type="spellStart"/>
+      <w:r>
+        <w:rPr>
+          <w:rFonts w:ascii="Brill" w:hAnsi="Brill"/>
         </w:rPr>
         <w:t>encerro</w:t>
       </w:r>
       <w:proofErr w:type="spellEnd"/>
       <w:r>
         <w:rPr>
-          <w:rFonts w:ascii="Garamond" w:hAnsi="Garamond"/>
+          <w:rFonts w:ascii="Brill" w:hAnsi="Brill"/>
         </w:rPr>
         <w:t xml:space="preserve"> en el </w:t>
       </w:r>
       <w:proofErr w:type="spellStart"/>
       <w:r>
         <w:rPr>
-          <w:rFonts w:ascii="Garamond" w:hAnsi="Garamond"/>
+          <w:rFonts w:ascii="Brill" w:hAnsi="Brill"/>
         </w:rPr>
         <w:t>su</w:t>
       </w:r>
       <w:proofErr w:type="spellEnd"/>
       <w:r>
         <w:rPr>
-          <w:rFonts w:ascii="Garamond" w:hAnsi="Garamond"/>
+          <w:rFonts w:ascii="Brill" w:hAnsi="Brill"/>
         </w:rPr>
         <w:t xml:space="preserve"> </w:t>
       </w:r>
       <w:proofErr w:type="spellStart"/>
       <w:r>
         <w:rPr>
-          <w:rFonts w:ascii="Garamond" w:hAnsi="Garamond"/>
+          <w:rFonts w:ascii="Brill" w:hAnsi="Brill"/>
         </w:rPr>
         <w:t>bientre</w:t>
       </w:r>
       <w:proofErr w:type="spellEnd"/>
       <w:r>
         <w:rPr>
-          <w:rFonts w:ascii="Garamond" w:hAnsi="Garamond"/>
+          <w:rFonts w:ascii="Brill" w:hAnsi="Brill"/>
         </w:rPr>
         <w:t xml:space="preserve"> la una o las dos. esto es una </w:t>
       </w:r>
       <w:proofErr w:type="spellStart"/>
       <w:r>
         <w:rPr>
-          <w:rFonts w:ascii="Garamond" w:hAnsi="Garamond"/>
+          <w:rFonts w:ascii="Brill" w:hAnsi="Brill"/>
         </w:rPr>
         <w:t>razon</w:t>
       </w:r>
       <w:proofErr w:type="spellEnd"/>
       <w:r>
         <w:rPr>
-          <w:rFonts w:ascii="Garamond" w:hAnsi="Garamond"/>
-        </w:rPr>
-        <w:t xml:space="preserve">. E si </w:t>
-      </w:r>
-      <w:proofErr w:type="spellStart"/>
-      <w:r>
-        <w:rPr>
-          <w:rFonts w:ascii="Garamond" w:hAnsi="Garamond"/>
-        </w:rPr>
-        <w:t>dizes</w:t>
-      </w:r>
-      <w:proofErr w:type="spellEnd"/>
-      <w:r>
-        <w:rPr>
-          <w:rFonts w:ascii="Garamond" w:hAnsi="Garamond"/>
-        </w:rPr>
-        <w:t xml:space="preserve"> que todas tres fueron </w:t>
-      </w:r>
-      <w:proofErr w:type="spellStart"/>
-      <w:r>
-        <w:rPr>
-          <w:rFonts w:ascii="Garamond" w:hAnsi="Garamond"/>
+          <w:rFonts w:ascii="Brill" w:hAnsi="Brill"/>
+        </w:rPr>
+        <w:t xml:space="preserve">. E si dizes que todas tres fueron </w:t>
+      </w:r>
+      <w:proofErr w:type="spellStart"/>
+      <w:r>
+        <w:rPr>
+          <w:rFonts w:ascii="Brill" w:hAnsi="Brill"/>
         </w:rPr>
         <w:t>alli</w:t>
       </w:r>
       <w:proofErr w:type="spellEnd"/>
       <w:r>
         <w:rPr>
-          <w:rFonts w:ascii="Garamond" w:hAnsi="Garamond"/>
+          <w:rFonts w:ascii="Brill" w:hAnsi="Brill"/>
         </w:rPr>
         <w:t xml:space="preserve"> encerradas dame recaudo quien </w:t>
       </w:r>
       <w:proofErr w:type="spellStart"/>
       <w:r>
         <w:rPr>
-          <w:rFonts w:ascii="Garamond" w:hAnsi="Garamond"/>
+          <w:rFonts w:ascii="Brill" w:hAnsi="Brill"/>
         </w:rPr>
         <w:t>fincava</w:t>
       </w:r>
       <w:proofErr w:type="spellEnd"/>
       <w:r>
         <w:rPr>
-          <w:rFonts w:ascii="Garamond" w:hAnsi="Garamond"/>
+          <w:rFonts w:ascii="Brill" w:hAnsi="Brill"/>
         </w:rPr>
         <w:t xml:space="preserve"> fuera en su lugar para mantener el cielo. </w:t>
       </w:r>
       <w:proofErr w:type="spellStart"/>
       <w:r>
         <w:rPr>
-          <w:rFonts w:ascii="Garamond" w:hAnsi="Garamond"/>
+          <w:rFonts w:ascii="Brill" w:hAnsi="Brill"/>
         </w:rPr>
         <w:t>e</w:t>
       </w:r>
       <w:proofErr w:type="spellEnd"/>
       <w:r>
         <w:rPr>
-          <w:rFonts w:ascii="Garamond" w:hAnsi="Garamond"/>
+          <w:rFonts w:ascii="Brill" w:hAnsi="Brill"/>
         </w:rPr>
         <w:t xml:space="preserve"> la tierra y todas las otras criaturas que en ella son. </w:t>
       </w:r>
       <w:proofErr w:type="spellStart"/>
       <w:r>
         <w:rPr>
-          <w:rFonts w:ascii="Garamond" w:hAnsi="Garamond"/>
+          <w:rFonts w:ascii="Brill" w:hAnsi="Brill"/>
         </w:rPr>
         <w:t>respondio</w:t>
       </w:r>
       <w:proofErr w:type="spellEnd"/>
       <w:r>
         <w:rPr>
-          <w:rFonts w:ascii="Garamond" w:hAnsi="Garamond"/>
+          <w:rFonts w:ascii="Brill" w:hAnsi="Brill"/>
         </w:rPr>
         <w:t xml:space="preserve"> el maestro ya </w:t>
       </w:r>
       <w:proofErr w:type="spellStart"/>
       <w:r>
         <w:rPr>
-          <w:rFonts w:ascii="Garamond" w:hAnsi="Garamond"/>
+          <w:rFonts w:ascii="Brill" w:hAnsi="Brill"/>
         </w:rPr>
         <w:t>tu</w:t>
       </w:r>
       <w:proofErr w:type="spellEnd"/>
       <w:r>
         <w:rPr>
-          <w:rFonts w:ascii="Garamond" w:hAnsi="Garamond"/>
-        </w:rPr>
-        <w:t xml:space="preserve"> sabes que te yo </w:t>
-      </w:r>
-      <w:proofErr w:type="spellStart"/>
-      <w:r>
-        <w:rPr>
-          <w:rFonts w:ascii="Garamond" w:hAnsi="Garamond"/>
-        </w:rPr>
-        <w:t>dixe</w:t>
-      </w:r>
-      <w:proofErr w:type="spellEnd"/>
-      <w:r>
-        <w:rPr>
-          <w:rFonts w:ascii="Garamond" w:hAnsi="Garamond"/>
-        </w:rPr>
-        <w:t xml:space="preserve"> en </w:t>
-      </w:r>
-      <w:proofErr w:type="spellStart"/>
-      <w:r>
-        <w:rPr>
-          <w:rFonts w:ascii="Garamond" w:hAnsi="Garamond"/>
+          <w:rFonts w:ascii="Brill" w:hAnsi="Brill"/>
+        </w:rPr>
+        <w:t xml:space="preserve"> sabes que te yo dixe en </w:t>
+      </w:r>
+      <w:proofErr w:type="spellStart"/>
+      <w:r>
+        <w:rPr>
+          <w:rFonts w:ascii="Brill" w:hAnsi="Brill"/>
         </w:rPr>
         <w:t>como</w:t>
       </w:r>
       <w:proofErr w:type="spellEnd"/>
       <w:r>
         <w:rPr>
-          <w:rFonts w:ascii="Garamond" w:hAnsi="Garamond"/>
+          <w:rFonts w:ascii="Brill" w:hAnsi="Brill"/>
         </w:rPr>
         <w:t xml:space="preserve"> son </w:t>
       </w:r>
       <w:proofErr w:type="spellStart"/>
       <w:r>
         <w:rPr>
-          <w:rFonts w:ascii="Garamond" w:hAnsi="Garamond"/>
+          <w:rFonts w:ascii="Brill" w:hAnsi="Brill"/>
         </w:rPr>
         <w:t>nuebe</w:t>
       </w:r>
       <w:proofErr w:type="spellEnd"/>
       <w:r>
         <w:rPr>
-          <w:rFonts w:ascii="Garamond" w:hAnsi="Garamond"/>
+          <w:rFonts w:ascii="Brill" w:hAnsi="Brill"/>
         </w:rPr>
         <w:t xml:space="preserve"> cielos % E del uno al otro hay </w:t>
       </w:r>
       <w:proofErr w:type="spellStart"/>
       <w:r>
         <w:rPr>
-          <w:rFonts w:ascii="Garamond" w:hAnsi="Garamond"/>
+          <w:rFonts w:ascii="Brill" w:hAnsi="Brill"/>
         </w:rPr>
         <w:t>vien</w:t>
       </w:r>
       <w:proofErr w:type="spellEnd"/>
       <w:r>
         <w:rPr>
-          <w:rFonts w:ascii="Garamond" w:hAnsi="Garamond"/>
+          <w:rFonts w:ascii="Brill" w:hAnsi="Brill"/>
         </w:rPr>
         <w:t xml:space="preserve"> tanto como de la tierra al cielo primero que </w:t>
       </w:r>
       <w:proofErr w:type="spellStart"/>
       <w:r>
         <w:rPr>
-          <w:rFonts w:ascii="Garamond" w:hAnsi="Garamond"/>
+          <w:rFonts w:ascii="Brill" w:hAnsi="Brill"/>
         </w:rPr>
         <w:t>paresce</w:t>
       </w:r>
       <w:proofErr w:type="spellEnd"/>
       <w:r>
         <w:rPr>
-          <w:rFonts w:ascii="Garamond" w:hAnsi="Garamond"/>
+          <w:rFonts w:ascii="Brill" w:hAnsi="Brill"/>
         </w:rPr>
         <w:t xml:space="preserve"> a nos % pues </w:t>
       </w:r>
       <w:proofErr w:type="spellStart"/>
       <w:r>
         <w:rPr>
-          <w:rFonts w:ascii="Garamond" w:hAnsi="Garamond"/>
+          <w:rFonts w:ascii="Brill" w:hAnsi="Brill"/>
         </w:rPr>
         <w:t>quando</w:t>
       </w:r>
       <w:proofErr w:type="spellEnd"/>
       <w:r>
         <w:rPr>
-          <w:rFonts w:ascii="Garamond" w:hAnsi="Garamond"/>
+          <w:rFonts w:ascii="Brill" w:hAnsi="Brill"/>
         </w:rPr>
         <w:t xml:space="preserve"> nuestro señor </w:t>
       </w:r>
       <w:proofErr w:type="spellStart"/>
       <w:r>
         <w:rPr>
-          <w:rFonts w:ascii="Garamond" w:hAnsi="Garamond"/>
+          <w:rFonts w:ascii="Brill" w:hAnsi="Brill"/>
         </w:rPr>
         <w:t>esta</w:t>
       </w:r>
       <w:proofErr w:type="spellEnd"/>
       <w:r>
         <w:rPr>
-          <w:rFonts w:ascii="Garamond" w:hAnsi="Garamond"/>
+          <w:rFonts w:ascii="Brill" w:hAnsi="Brill"/>
         </w:rPr>
         <w:t xml:space="preserve"> en el </w:t>
       </w:r>
       <w:proofErr w:type="spellStart"/>
       <w:r>
         <w:rPr>
-          <w:rFonts w:ascii="Garamond" w:hAnsi="Garamond"/>
+          <w:rFonts w:ascii="Brill" w:hAnsi="Brill"/>
         </w:rPr>
         <w:t>mas</w:t>
       </w:r>
       <w:proofErr w:type="spellEnd"/>
       <w:r>
         <w:rPr>
-          <w:rFonts w:ascii="Garamond" w:hAnsi="Garamond"/>
+          <w:rFonts w:ascii="Brill" w:hAnsi="Brill"/>
         </w:rPr>
         <w:t xml:space="preserve"> alto cielo que es en el </w:t>
       </w:r>
       <w:proofErr w:type="spellStart"/>
       <w:r>
         <w:rPr>
-          <w:rFonts w:ascii="Garamond" w:hAnsi="Garamond"/>
+          <w:rFonts w:ascii="Brill" w:hAnsi="Brill"/>
         </w:rPr>
         <w:t>nobeno</w:t>
       </w:r>
       <w:proofErr w:type="spellEnd"/>
       <w:r>
         <w:rPr>
-          <w:rFonts w:ascii="Garamond" w:hAnsi="Garamond"/>
+          <w:rFonts w:ascii="Brill" w:hAnsi="Brill"/>
         </w:rPr>
         <w:t xml:space="preserve">. para mientes por eso si mengua alguna cosa de lo que el </w:t>
       </w:r>
       <w:proofErr w:type="spellStart"/>
       <w:r>
         <w:rPr>
-          <w:rFonts w:ascii="Garamond" w:hAnsi="Garamond"/>
+          <w:rFonts w:ascii="Brill" w:hAnsi="Brill"/>
         </w:rPr>
         <w:t>hordena</w:t>
       </w:r>
       <w:proofErr w:type="spellEnd"/>
       <w:r>
         <w:rPr>
-          <w:rFonts w:ascii="Garamond" w:hAnsi="Garamond"/>
+          <w:rFonts w:ascii="Brill" w:hAnsi="Brill"/>
         </w:rPr>
         <w:t xml:space="preserve"> en la tierra que se non </w:t>
       </w:r>
       <w:proofErr w:type="spellStart"/>
       <w:r>
         <w:rPr>
-          <w:rFonts w:ascii="Garamond" w:hAnsi="Garamond"/>
+          <w:rFonts w:ascii="Brill" w:hAnsi="Brill"/>
         </w:rPr>
         <w:t>faga</w:t>
       </w:r>
       <w:proofErr w:type="spellEnd"/>
       <w:r>
         <w:rPr>
-          <w:rFonts w:ascii="Garamond" w:hAnsi="Garamond"/>
+          <w:rFonts w:ascii="Brill" w:hAnsi="Brill"/>
         </w:rPr>
         <w:t xml:space="preserve"> </w:t>
       </w:r>
       <w:proofErr w:type="spellStart"/>
       <w:r>
         <w:rPr>
-          <w:rFonts w:ascii="Garamond" w:hAnsi="Garamond"/>
+          <w:rFonts w:ascii="Brill" w:hAnsi="Brill"/>
         </w:rPr>
         <w:t>asi</w:t>
       </w:r>
       <w:proofErr w:type="spellEnd"/>
       <w:r>
         <w:rPr>
-          <w:rFonts w:ascii="Garamond" w:hAnsi="Garamond"/>
+          <w:rFonts w:ascii="Brill" w:hAnsi="Brill"/>
         </w:rPr>
         <w:t xml:space="preserve"> como </w:t>
       </w:r>
       <w:proofErr w:type="gramStart"/>
       <w:r>
         <w:rPr>
-          <w:rFonts w:ascii="Garamond" w:hAnsi="Garamond"/>
+          <w:rFonts w:ascii="Brill" w:hAnsi="Brill"/>
         </w:rPr>
         <w:t>lo el</w:t>
       </w:r>
       <w:proofErr w:type="gramEnd"/>
       <w:r>
         <w:rPr>
-          <w:rFonts w:ascii="Garamond" w:hAnsi="Garamond"/>
-        </w:rPr>
-        <w:t xml:space="preserve"> mando e eso mesmo en cada uno de los otros cielos que ya yo </w:t>
-      </w:r>
-      <w:proofErr w:type="spellStart"/>
-      <w:r>
-        <w:rPr>
-          <w:rFonts w:ascii="Garamond" w:hAnsi="Garamond"/>
-        </w:rPr>
-        <w:t>dixe</w:t>
-      </w:r>
-      <w:proofErr w:type="spellEnd"/>
-      <w:r>
-        <w:rPr>
-          <w:rFonts w:ascii="Garamond" w:hAnsi="Garamond"/>
-        </w:rPr>
-        <w:t xml:space="preserve"> que como </w:t>
-      </w:r>
-      <w:proofErr w:type="spellStart"/>
-      <w:r>
-        <w:rPr>
-          <w:rFonts w:ascii="Garamond" w:hAnsi="Garamond"/>
-        </w:rPr>
-        <w:t>quier</w:t>
-      </w:r>
-      <w:proofErr w:type="spellEnd"/>
-      <w:r>
-        <w:rPr>
-          <w:rFonts w:ascii="Garamond" w:hAnsi="Garamond"/>
+          <w:rFonts w:ascii="Brill" w:hAnsi="Brill"/>
+        </w:rPr>
+        <w:t xml:space="preserve"> mando </w:t>
+      </w:r>
+      <w:proofErr w:type="gramStart"/>
+      <w:r>
+        <w:rPr>
+          <w:rFonts w:ascii="Brill" w:hAnsi="Brill"/>
+        </w:rPr>
+        <w:t>e</w:t>
+      </w:r>
+      <w:proofErr w:type="gramEnd"/>
+      <w:r>
+        <w:rPr>
+          <w:rFonts w:ascii="Brill" w:hAnsi="Brill"/>
+        </w:rPr>
+        <w:t xml:space="preserve"> eso mesmo en cada uno de los otros cielos que ya yo dixe que como quier que </w:t>
+      </w:r>
+      <w:proofErr w:type="spellStart"/>
+      <w:r>
+        <w:rPr>
+          <w:rFonts w:ascii="Brill" w:hAnsi="Brill"/>
+        </w:rPr>
+        <w:t>parezce</w:t>
+      </w:r>
+      <w:proofErr w:type="spellEnd"/>
+      <w:r>
+        <w:rPr>
+          <w:rFonts w:ascii="Brill" w:hAnsi="Brill"/>
+        </w:rPr>
+        <w:t xml:space="preserve"> que dios </w:t>
+      </w:r>
+      <w:proofErr w:type="spellStart"/>
+      <w:r>
+        <w:rPr>
+          <w:rFonts w:ascii="Brill" w:hAnsi="Brill"/>
+        </w:rPr>
+        <w:t>esta</w:t>
+      </w:r>
+      <w:proofErr w:type="spellEnd"/>
+      <w:r>
+        <w:rPr>
+          <w:rFonts w:ascii="Brill" w:hAnsi="Brill"/>
+        </w:rPr>
+        <w:t xml:space="preserve"> en cada lugar </w:t>
+      </w:r>
+      <w:proofErr w:type="spellStart"/>
+      <w:r>
+        <w:rPr>
+          <w:rFonts w:ascii="Brill" w:hAnsi="Brill"/>
+        </w:rPr>
+        <w:t>esta</w:t>
+      </w:r>
+      <w:proofErr w:type="spellEnd"/>
+      <w:r>
+        <w:rPr>
+          <w:rFonts w:ascii="Brill" w:hAnsi="Brill"/>
+        </w:rPr>
+        <w:t xml:space="preserve"> </w:t>
+      </w:r>
+      <w:proofErr w:type="spellStart"/>
+      <w:r>
+        <w:rPr>
+          <w:rFonts w:ascii="Brill" w:hAnsi="Brill"/>
+        </w:rPr>
+        <w:t>el</w:t>
+      </w:r>
+      <w:proofErr w:type="spellEnd"/>
+      <w:r>
+        <w:rPr>
+          <w:rFonts w:ascii="Brill" w:hAnsi="Brill"/>
+        </w:rPr>
+        <w:t xml:space="preserve">. pues </w:t>
+      </w:r>
+      <w:proofErr w:type="spellStart"/>
+      <w:r>
+        <w:rPr>
+          <w:rFonts w:ascii="Brill" w:hAnsi="Brill"/>
+        </w:rPr>
+        <w:t>vien</w:t>
+      </w:r>
+      <w:proofErr w:type="spellEnd"/>
+      <w:r>
+        <w:rPr>
+          <w:rFonts w:ascii="Brill" w:hAnsi="Brill"/>
+        </w:rPr>
+        <w:t xml:space="preserve"> d esta guisa </w:t>
+      </w:r>
+      <w:proofErr w:type="spellStart"/>
+      <w:r>
+        <w:rPr>
+          <w:rFonts w:ascii="Brill" w:hAnsi="Brill"/>
+        </w:rPr>
+        <w:t>quando</w:t>
+      </w:r>
+      <w:proofErr w:type="spellEnd"/>
+      <w:r>
+        <w:rPr>
+          <w:rFonts w:ascii="Brill" w:hAnsi="Brill"/>
+        </w:rPr>
+        <w:t xml:space="preserve"> andaba en el vientre de </w:t>
+      </w:r>
+      <w:proofErr w:type="spellStart"/>
+      <w:r>
+        <w:rPr>
+          <w:rFonts w:ascii="Brill" w:hAnsi="Brill"/>
+        </w:rPr>
+        <w:t>sancta</w:t>
+      </w:r>
+      <w:proofErr w:type="spellEnd"/>
+      <w:r>
+        <w:rPr>
+          <w:rFonts w:ascii="Brill" w:hAnsi="Brill"/>
+        </w:rPr>
+        <w:t xml:space="preserve"> </w:t>
+      </w:r>
+      <w:proofErr w:type="spellStart"/>
+      <w:r>
+        <w:rPr>
+          <w:rFonts w:ascii="Brill" w:hAnsi="Brill"/>
+        </w:rPr>
+        <w:t>Maria</w:t>
+      </w:r>
+      <w:proofErr w:type="spellEnd"/>
+      <w:r>
+        <w:rPr>
+          <w:rFonts w:ascii="Brill" w:hAnsi="Brill"/>
+        </w:rPr>
+        <w:t xml:space="preserve"> </w:t>
+      </w:r>
+      <w:r>
+        <w:rPr>
+          <w:rFonts w:ascii="Brill" w:hAnsi="Brill"/>
+          <w:color w:val="FF0000"/>
+        </w:rPr>
+        <w:t xml:space="preserve">que como quier que </w:t>
+      </w:r>
+      <w:proofErr w:type="spellStart"/>
+      <w:r>
+        <w:rPr>
+          <w:rFonts w:ascii="Brill" w:hAnsi="Brill"/>
+          <w:color w:val="FF0000"/>
+        </w:rPr>
+        <w:t>paresce</w:t>
+      </w:r>
+      <w:proofErr w:type="spellEnd"/>
+      <w:r>
+        <w:rPr>
+          <w:rFonts w:ascii="Brill" w:hAnsi="Brill"/>
+          <w:color w:val="FF0000"/>
+        </w:rPr>
+        <w:t xml:space="preserve"> que el andaba </w:t>
+      </w:r>
+      <w:proofErr w:type="spellStart"/>
+      <w:r>
+        <w:rPr>
+          <w:rFonts w:ascii="Brill" w:hAnsi="Brill"/>
+          <w:color w:val="FF0000"/>
+        </w:rPr>
+        <w:t>alli</w:t>
+      </w:r>
+      <w:proofErr w:type="spellEnd"/>
+      <w:r>
+        <w:rPr>
+          <w:rFonts w:ascii="Brill" w:hAnsi="Brill"/>
+          <w:color w:val="FF0000"/>
+        </w:rPr>
+        <w:t xml:space="preserve"> encerrado digo</w:t>
+      </w:r>
+      <w:r>
+        <w:rPr>
+          <w:rFonts w:ascii="Brill" w:hAnsi="Brill"/>
+          <w:color w:val="8EAADB" w:themeColor="accent1" w:themeTint="99"/>
+        </w:rPr>
+        <w:t xml:space="preserve"> </w:t>
+      </w:r>
+      <w:r>
+        <w:rPr>
+          <w:rFonts w:ascii="Brill" w:hAnsi="Brill"/>
+        </w:rPr>
+        <w:t xml:space="preserve">que como quier que </w:t>
+      </w:r>
+      <w:proofErr w:type="spellStart"/>
+      <w:r>
+        <w:rPr>
+          <w:rFonts w:ascii="Brill" w:hAnsi="Brill"/>
+        </w:rPr>
+        <w:t>pareze</w:t>
+      </w:r>
+      <w:proofErr w:type="spellEnd"/>
+      <w:r>
+        <w:rPr>
+          <w:rFonts w:ascii="Brill" w:hAnsi="Brill"/>
         </w:rPr>
         <w:t xml:space="preserve"> que </w:t>
       </w:r>
       <w:proofErr w:type="spellStart"/>
       <w:r>
         <w:rPr>
-          <w:rFonts w:ascii="Garamond" w:hAnsi="Garamond"/>
-        </w:rPr>
-        <w:t>parezce</w:t>
-      </w:r>
-      <w:proofErr w:type="spellEnd"/>
-      <w:r>
-        <w:rPr>
-          <w:rFonts w:ascii="Garamond" w:hAnsi="Garamond"/>
-        </w:rPr>
-        <w:t xml:space="preserve"> que dios </w:t>
-      </w:r>
-      <w:proofErr w:type="spellStart"/>
-      <w:r>
-        <w:rPr>
-          <w:rFonts w:ascii="Garamond" w:hAnsi="Garamond"/>
-        </w:rPr>
-        <w:t>esta</w:t>
-      </w:r>
-      <w:proofErr w:type="spellEnd"/>
-      <w:r>
-        <w:rPr>
-          <w:rFonts w:ascii="Garamond" w:hAnsi="Garamond"/>
-        </w:rPr>
-        <w:t xml:space="preserve"> en cada lugar </w:t>
-      </w:r>
-      <w:proofErr w:type="spellStart"/>
-      <w:r>
-        <w:rPr>
-          <w:rFonts w:ascii="Garamond" w:hAnsi="Garamond"/>
-        </w:rPr>
-        <w:t>esta</w:t>
-      </w:r>
-      <w:proofErr w:type="spellEnd"/>
-      <w:r>
-        <w:rPr>
-          <w:rFonts w:ascii="Garamond" w:hAnsi="Garamond"/>
+          <w:rFonts w:ascii="Brill" w:hAnsi="Brill"/>
+        </w:rPr>
+        <w:t>alli</w:t>
+      </w:r>
+      <w:proofErr w:type="spellEnd"/>
+      <w:r>
+        <w:rPr>
+          <w:rFonts w:ascii="Brill" w:hAnsi="Brill"/>
+        </w:rPr>
+        <w:t xml:space="preserve"> estaba el encerrado en todo estaba bien como enantes que por aquello non se mengua el su poder nin la su grandeza % y a lo que me demandaste de las tres personas si eran </w:t>
+      </w:r>
+      <w:proofErr w:type="spellStart"/>
+      <w:r>
+        <w:rPr>
+          <w:rFonts w:ascii="Brill" w:hAnsi="Brill"/>
+        </w:rPr>
+        <w:t>alli</w:t>
+      </w:r>
+      <w:proofErr w:type="spellEnd"/>
+      <w:r>
+        <w:rPr>
+          <w:rFonts w:ascii="Brill" w:hAnsi="Brill"/>
+        </w:rPr>
+        <w:t xml:space="preserve"> encerradas la una o las dos o todas tres % Sabe por cierto que todas tres </w:t>
+      </w:r>
+      <w:proofErr w:type="spellStart"/>
+      <w:r>
+        <w:rPr>
+          <w:rFonts w:ascii="Brill" w:hAnsi="Brill"/>
+        </w:rPr>
+        <w:t>alli</w:t>
+      </w:r>
+      <w:proofErr w:type="spellEnd"/>
+      <w:r>
+        <w:rPr>
+          <w:rFonts w:ascii="Brill" w:hAnsi="Brill"/>
+        </w:rPr>
+        <w:t xml:space="preserve"> fueron y estas tres se encierran en un dios e por esto dize en la nuestra creencia en el salmo pues que ya se da a entender en estas palabras e pues el padre tomaba carne de ombre. tan </w:t>
+      </w:r>
+      <w:proofErr w:type="spellStart"/>
+      <w:r>
+        <w:rPr>
+          <w:rFonts w:ascii="Brill" w:hAnsi="Brill"/>
+        </w:rPr>
+        <w:t>vien</w:t>
+      </w:r>
+      <w:proofErr w:type="spellEnd"/>
+      <w:r>
+        <w:rPr>
+          <w:rFonts w:ascii="Brill" w:hAnsi="Brill"/>
+        </w:rPr>
+        <w:t xml:space="preserve"> la tomo el fijo y el </w:t>
+      </w:r>
+      <w:proofErr w:type="spellStart"/>
+      <w:r>
+        <w:rPr>
+          <w:rFonts w:ascii="Brill" w:hAnsi="Brill"/>
+        </w:rPr>
+        <w:t>espiritu</w:t>
+      </w:r>
+      <w:proofErr w:type="spellEnd"/>
+      <w:r>
+        <w:rPr>
+          <w:rFonts w:ascii="Brill" w:hAnsi="Brill"/>
         </w:rPr>
         <w:t xml:space="preserve"> </w:t>
       </w:r>
       <w:proofErr w:type="spellStart"/>
       <w:r>
         <w:rPr>
-          <w:rFonts w:ascii="Garamond" w:hAnsi="Garamond"/>
-        </w:rPr>
-        <w:t>el</w:t>
-      </w:r>
-      <w:proofErr w:type="spellEnd"/>
-      <w:r>
-        <w:rPr>
-          <w:rFonts w:ascii="Garamond" w:hAnsi="Garamond"/>
-        </w:rPr>
-        <w:t xml:space="preserve">. pues </w:t>
-      </w:r>
-      <w:proofErr w:type="spellStart"/>
-      <w:r>
-        <w:rPr>
-          <w:rFonts w:ascii="Garamond" w:hAnsi="Garamond"/>
-        </w:rPr>
-        <w:t>vien</w:t>
-      </w:r>
-      <w:proofErr w:type="spellEnd"/>
-      <w:r>
-        <w:rPr>
-          <w:rFonts w:ascii="Garamond" w:hAnsi="Garamond"/>
-        </w:rPr>
-        <w:t xml:space="preserve"> d esta guisa </w:t>
-      </w:r>
-      <w:proofErr w:type="spellStart"/>
-      <w:r>
-        <w:rPr>
-          <w:rFonts w:ascii="Garamond" w:hAnsi="Garamond"/>
-        </w:rPr>
-        <w:t>quando</w:t>
-      </w:r>
-      <w:proofErr w:type="spellEnd"/>
-      <w:r>
-        <w:rPr>
-          <w:rFonts w:ascii="Garamond" w:hAnsi="Garamond"/>
-        </w:rPr>
-        <w:t xml:space="preserve"> andaba en el vientre de </w:t>
-      </w:r>
-      <w:proofErr w:type="spellStart"/>
-      <w:r>
-        <w:rPr>
-          <w:rFonts w:ascii="Garamond" w:hAnsi="Garamond"/>
-        </w:rPr>
-        <w:t>sancta</w:t>
-      </w:r>
-      <w:proofErr w:type="spellEnd"/>
-      <w:r>
-        <w:rPr>
-          <w:rFonts w:ascii="Garamond" w:hAnsi="Garamond"/>
+          <w:rFonts w:ascii="Brill" w:hAnsi="Brill"/>
+        </w:rPr>
+        <w:t>sancto</w:t>
+      </w:r>
+      <w:proofErr w:type="spellEnd"/>
+      <w:r>
+        <w:rPr>
+          <w:rFonts w:ascii="Brill" w:hAnsi="Brill"/>
+        </w:rPr>
+        <w:t xml:space="preserve"> e otro si pues la toma el fijo </w:t>
+      </w:r>
+      <w:proofErr w:type="spellStart"/>
+      <w:r>
+        <w:rPr>
+          <w:rFonts w:ascii="Brill" w:hAnsi="Brill"/>
+        </w:rPr>
+        <w:t>asi</w:t>
+      </w:r>
+      <w:proofErr w:type="spellEnd"/>
+      <w:r>
+        <w:rPr>
+          <w:rFonts w:ascii="Brill" w:hAnsi="Brill"/>
+        </w:rPr>
+        <w:t xml:space="preserve"> la tomaba el padre y el </w:t>
+      </w:r>
+      <w:proofErr w:type="spellStart"/>
+      <w:r>
+        <w:rPr>
+          <w:rFonts w:ascii="Brill" w:hAnsi="Brill"/>
+        </w:rPr>
+        <w:t>espiritu</w:t>
+      </w:r>
+      <w:proofErr w:type="spellEnd"/>
+      <w:r>
+        <w:rPr>
+          <w:rFonts w:ascii="Brill" w:hAnsi="Brill"/>
         </w:rPr>
         <w:t xml:space="preserve"> </w:t>
       </w:r>
       <w:proofErr w:type="spellStart"/>
       <w:r>
         <w:rPr>
-          <w:rFonts w:ascii="Garamond" w:hAnsi="Garamond"/>
-        </w:rPr>
-        <w:t>Maria</w:t>
-      </w:r>
-      <w:proofErr w:type="spellEnd"/>
-      <w:r>
-        <w:rPr>
-          <w:rFonts w:ascii="Garamond" w:hAnsi="Garamond"/>
-        </w:rPr>
-        <w:t xml:space="preserve"> </w:t>
-      </w:r>
-      <w:r>
-        <w:rPr>
-          <w:rFonts w:ascii="Garamond" w:hAnsi="Garamond"/>
-          <w:color w:val="FF0000"/>
-        </w:rPr>
-        <w:t xml:space="preserve">que como </w:t>
-      </w:r>
-      <w:proofErr w:type="spellStart"/>
-      <w:r>
-        <w:rPr>
-          <w:rFonts w:ascii="Garamond" w:hAnsi="Garamond"/>
-          <w:color w:val="FF0000"/>
-        </w:rPr>
-        <w:t>quier</w:t>
-      </w:r>
-      <w:proofErr w:type="spellEnd"/>
-      <w:r>
-        <w:rPr>
-          <w:rFonts w:ascii="Garamond" w:hAnsi="Garamond"/>
-          <w:color w:val="FF0000"/>
-        </w:rPr>
-        <w:t xml:space="preserve"> que </w:t>
-      </w:r>
-      <w:proofErr w:type="spellStart"/>
-      <w:r>
-        <w:rPr>
-          <w:rFonts w:ascii="Garamond" w:hAnsi="Garamond"/>
-          <w:color w:val="FF0000"/>
-        </w:rPr>
-        <w:t>paresce</w:t>
-      </w:r>
-      <w:proofErr w:type="spellEnd"/>
-      <w:r>
-        <w:rPr>
-          <w:rFonts w:ascii="Garamond" w:hAnsi="Garamond"/>
-          <w:color w:val="FF0000"/>
-        </w:rPr>
-        <w:t xml:space="preserve"> que el andaba </w:t>
-      </w:r>
-      <w:proofErr w:type="spellStart"/>
-      <w:r>
-        <w:rPr>
-          <w:rFonts w:ascii="Garamond" w:hAnsi="Garamond"/>
-          <w:color w:val="FF0000"/>
-        </w:rPr>
-        <w:t>alli</w:t>
-      </w:r>
-      <w:proofErr w:type="spellEnd"/>
-      <w:r>
-        <w:rPr>
-          <w:rFonts w:ascii="Garamond" w:hAnsi="Garamond"/>
-          <w:color w:val="FF0000"/>
-        </w:rPr>
-        <w:t xml:space="preserve"> encerrado digo</w:t>
-      </w:r>
-      <w:r>
-        <w:rPr>
-          <w:rFonts w:ascii="Garamond" w:hAnsi="Garamond"/>
-          <w:color w:val="8EAADB" w:themeColor="accent1" w:themeTint="99"/>
-        </w:rPr>
-        <w:t xml:space="preserve"> </w:t>
-      </w:r>
-      <w:r>
-        <w:rPr>
-          <w:rFonts w:ascii="Garamond" w:hAnsi="Garamond"/>
-        </w:rPr>
-        <w:t xml:space="preserve">que como </w:t>
-      </w:r>
-      <w:proofErr w:type="spellStart"/>
-      <w:r>
-        <w:rPr>
-          <w:rFonts w:ascii="Garamond" w:hAnsi="Garamond"/>
-        </w:rPr>
-        <w:t>quier</w:t>
-      </w:r>
-      <w:proofErr w:type="spellEnd"/>
-      <w:r>
-        <w:rPr>
-          <w:rFonts w:ascii="Garamond" w:hAnsi="Garamond"/>
-        </w:rPr>
-        <w:t xml:space="preserve"> que </w:t>
-      </w:r>
-      <w:proofErr w:type="spellStart"/>
-      <w:r>
-        <w:rPr>
-          <w:rFonts w:ascii="Garamond" w:hAnsi="Garamond"/>
-        </w:rPr>
-        <w:t>pareze</w:t>
-      </w:r>
-      <w:proofErr w:type="spellEnd"/>
-      <w:r>
-        <w:rPr>
-          <w:rFonts w:ascii="Garamond" w:hAnsi="Garamond"/>
-        </w:rPr>
-        <w:t xml:space="preserve"> que </w:t>
-      </w:r>
-      <w:proofErr w:type="spellStart"/>
-      <w:r>
-        <w:rPr>
-          <w:rFonts w:ascii="Garamond" w:hAnsi="Garamond"/>
-        </w:rPr>
-        <w:t>alli</w:t>
-      </w:r>
-      <w:proofErr w:type="spellEnd"/>
-      <w:r>
-        <w:rPr>
-          <w:rFonts w:ascii="Garamond" w:hAnsi="Garamond"/>
-        </w:rPr>
-        <w:t xml:space="preserve"> estaba el encerrado en todo estaba bien como enantes que por aquello non se mengua el su poder </w:t>
-      </w:r>
-      <w:proofErr w:type="spellStart"/>
-      <w:r>
-        <w:rPr>
-          <w:rFonts w:ascii="Garamond" w:hAnsi="Garamond"/>
-        </w:rPr>
-        <w:t>nin</w:t>
-      </w:r>
-      <w:proofErr w:type="spellEnd"/>
-      <w:r>
-        <w:rPr>
-          <w:rFonts w:ascii="Garamond" w:hAnsi="Garamond"/>
-        </w:rPr>
-        <w:t xml:space="preserve"> la su grandeza % y a lo que me demandaste de las tres personas si eran </w:t>
-      </w:r>
-      <w:proofErr w:type="spellStart"/>
-      <w:r>
-        <w:rPr>
-          <w:rFonts w:ascii="Garamond" w:hAnsi="Garamond"/>
-        </w:rPr>
-        <w:t>alli</w:t>
-      </w:r>
-      <w:proofErr w:type="spellEnd"/>
-      <w:r>
-        <w:rPr>
-          <w:rFonts w:ascii="Garamond" w:hAnsi="Garamond"/>
-        </w:rPr>
-        <w:t xml:space="preserve"> encerradas la una o las dos o todas tres % Sabe por cierto que todas tres </w:t>
-      </w:r>
-      <w:proofErr w:type="spellStart"/>
-      <w:r>
-        <w:rPr>
-          <w:rFonts w:ascii="Garamond" w:hAnsi="Garamond"/>
-        </w:rPr>
-        <w:t>alli</w:t>
-      </w:r>
-      <w:proofErr w:type="spellEnd"/>
-      <w:r>
-        <w:rPr>
-          <w:rFonts w:ascii="Garamond" w:hAnsi="Garamond"/>
-        </w:rPr>
-        <w:t xml:space="preserve"> fueron y estas tres se encierran en un dios e por esto </w:t>
-      </w:r>
-      <w:proofErr w:type="spellStart"/>
-      <w:r>
-        <w:rPr>
-          <w:rFonts w:ascii="Garamond" w:hAnsi="Garamond"/>
-        </w:rPr>
-        <w:t>dize</w:t>
-      </w:r>
-      <w:proofErr w:type="spellEnd"/>
-      <w:r>
-        <w:rPr>
-          <w:rFonts w:ascii="Garamond" w:hAnsi="Garamond"/>
-        </w:rPr>
-        <w:t xml:space="preserve"> en la nuestra creencia en el salmo pues que ya se da a entender en estas palabras </w:t>
-      </w:r>
+          <w:rFonts w:ascii="Brill" w:hAnsi="Brill"/>
+        </w:rPr>
+        <w:t>sancto</w:t>
+      </w:r>
+      <w:proofErr w:type="spellEnd"/>
+      <w:r>
+        <w:rPr>
+          <w:rFonts w:ascii="Brill" w:hAnsi="Brill"/>
+        </w:rPr>
+        <w:t xml:space="preserve">. E por que se da a entender que </w:t>
+      </w:r>
+      <w:proofErr w:type="spellStart"/>
+      <w:r>
+        <w:rPr>
+          <w:rFonts w:ascii="Brill" w:hAnsi="Brill"/>
+        </w:rPr>
+        <w:t>tar</w:t>
+      </w:r>
+      <w:proofErr w:type="spellEnd"/>
+      <w:r>
+        <w:rPr>
+          <w:rFonts w:ascii="Brill" w:hAnsi="Brill"/>
+        </w:rPr>
+        <w:t xml:space="preserve"> era el uno como el otro que todo era una cosa </w:t>
+      </w:r>
+      <w:proofErr w:type="spellStart"/>
       <w:proofErr w:type="gramStart"/>
       <w:r>
         <w:rPr>
-          <w:rFonts w:ascii="Garamond" w:hAnsi="Garamond"/>
+          <w:rFonts w:ascii="Brill" w:hAnsi="Brill"/>
         </w:rPr>
         <w:t>e</w:t>
       </w:r>
+      <w:proofErr w:type="spellEnd"/>
       <w:proofErr w:type="gramEnd"/>
       <w:r>
         <w:rPr>
-          <w:rFonts w:ascii="Garamond" w:hAnsi="Garamond"/>
-        </w:rPr>
-        <w:t xml:space="preserve"> pues el padre tomaba carne de </w:t>
-      </w:r>
-      <w:proofErr w:type="spellStart"/>
-      <w:r>
-        <w:rPr>
-          <w:rFonts w:ascii="Garamond" w:hAnsi="Garamond"/>
-        </w:rPr>
-        <w:t>ombre</w:t>
-      </w:r>
-      <w:proofErr w:type="spellEnd"/>
-      <w:r>
-        <w:rPr>
-          <w:rFonts w:ascii="Garamond" w:hAnsi="Garamond"/>
-        </w:rPr>
-        <w:t xml:space="preserve">. tan </w:t>
-      </w:r>
-      <w:proofErr w:type="spellStart"/>
-      <w:r>
-        <w:rPr>
-          <w:rFonts w:ascii="Garamond" w:hAnsi="Garamond"/>
-        </w:rPr>
-        <w:t>vien</w:t>
-      </w:r>
-      <w:proofErr w:type="spellEnd"/>
-      <w:r>
-        <w:rPr>
-          <w:rFonts w:ascii="Garamond" w:hAnsi="Garamond"/>
-        </w:rPr>
-        <w:t xml:space="preserve"> la tomo el fijo y el </w:t>
-      </w:r>
-      <w:proofErr w:type="spellStart"/>
-      <w:r>
-        <w:rPr>
-          <w:rFonts w:ascii="Garamond" w:hAnsi="Garamond"/>
-        </w:rPr>
-        <w:t>espiritu</w:t>
-      </w:r>
-      <w:proofErr w:type="spellEnd"/>
-      <w:r>
-        <w:rPr>
-          <w:rFonts w:ascii="Garamond" w:hAnsi="Garamond"/>
-        </w:rPr>
-        <w:t xml:space="preserve"> </w:t>
-      </w:r>
-      <w:proofErr w:type="spellStart"/>
-      <w:r>
-        <w:rPr>
-          <w:rFonts w:ascii="Garamond" w:hAnsi="Garamond"/>
-        </w:rPr>
-        <w:t>sancto</w:t>
-      </w:r>
-      <w:proofErr w:type="spellEnd"/>
-      <w:r>
-        <w:rPr>
-          <w:rFonts w:ascii="Garamond" w:hAnsi="Garamond"/>
-        </w:rPr>
-        <w:t xml:space="preserve"> e otro si pues la toma el fijo </w:t>
-      </w:r>
-      <w:proofErr w:type="spellStart"/>
-      <w:r>
-        <w:rPr>
-          <w:rFonts w:ascii="Garamond" w:hAnsi="Garamond"/>
-        </w:rPr>
-        <w:t>asi</w:t>
-      </w:r>
-      <w:proofErr w:type="spellEnd"/>
-      <w:r>
-        <w:rPr>
-          <w:rFonts w:ascii="Garamond" w:hAnsi="Garamond"/>
-        </w:rPr>
-        <w:t xml:space="preserve"> la tomaba el padre y el </w:t>
-      </w:r>
-      <w:proofErr w:type="spellStart"/>
-      <w:r>
-        <w:rPr>
-          <w:rFonts w:ascii="Garamond" w:hAnsi="Garamond"/>
-        </w:rPr>
-        <w:t>espiritu</w:t>
-      </w:r>
-      <w:proofErr w:type="spellEnd"/>
-      <w:r>
-        <w:rPr>
-          <w:rFonts w:ascii="Garamond" w:hAnsi="Garamond"/>
-        </w:rPr>
-        <w:t xml:space="preserve"> </w:t>
-      </w:r>
-      <w:proofErr w:type="spellStart"/>
-      <w:r>
-        <w:rPr>
-          <w:rFonts w:ascii="Garamond" w:hAnsi="Garamond"/>
-        </w:rPr>
-        <w:t>sancto</w:t>
-      </w:r>
-      <w:proofErr w:type="spellEnd"/>
-      <w:r>
-        <w:rPr>
-          <w:rFonts w:ascii="Garamond" w:hAnsi="Garamond"/>
-        </w:rPr>
-        <w:t xml:space="preserve">. E por que se da a entender que </w:t>
-      </w:r>
-      <w:proofErr w:type="spellStart"/>
-      <w:r>
-        <w:rPr>
-          <w:rFonts w:ascii="Garamond" w:hAnsi="Garamond"/>
-        </w:rPr>
-        <w:t>tar</w:t>
-      </w:r>
-      <w:proofErr w:type="spellEnd"/>
-      <w:r>
-        <w:rPr>
-          <w:rFonts w:ascii="Garamond" w:hAnsi="Garamond"/>
-        </w:rPr>
-        <w:t xml:space="preserve"> era el uno como el otro que todo era una cosa </w:t>
-      </w:r>
-      <w:proofErr w:type="spellStart"/>
-      <w:proofErr w:type="gramStart"/>
-      <w:r>
-        <w:rPr>
-          <w:rFonts w:ascii="Garamond" w:hAnsi="Garamond"/>
-        </w:rPr>
-        <w:t>e</w:t>
-      </w:r>
-      <w:proofErr w:type="spellEnd"/>
-      <w:proofErr w:type="gramEnd"/>
-      <w:r>
-        <w:rPr>
-          <w:rFonts w:ascii="Garamond" w:hAnsi="Garamond"/>
+          <w:rFonts w:ascii="Brill" w:hAnsi="Brill"/>
         </w:rPr>
         <w:t xml:space="preserve"> una sustancia entre el uno y el otro luego </w:t>
       </w:r>
       <w:proofErr w:type="spellStart"/>
       <w:r>
         <w:rPr>
-          <w:rFonts w:ascii="Garamond" w:hAnsi="Garamond"/>
+          <w:rFonts w:ascii="Brill" w:hAnsi="Brill"/>
         </w:rPr>
         <w:t>abia</w:t>
       </w:r>
       <w:proofErr w:type="spellEnd"/>
       <w:r>
         <w:rPr>
-          <w:rFonts w:ascii="Garamond" w:hAnsi="Garamond"/>
+          <w:rFonts w:ascii="Brill" w:hAnsi="Brill"/>
         </w:rPr>
         <w:t xml:space="preserve"> a ser departida la una persona de la otra E </w:t>
       </w:r>
       <w:proofErr w:type="spellStart"/>
       <w:r>
         <w:rPr>
-          <w:rFonts w:ascii="Garamond" w:hAnsi="Garamond"/>
+          <w:rFonts w:ascii="Brill" w:hAnsi="Brill"/>
         </w:rPr>
         <w:t>abrian</w:t>
       </w:r>
       <w:proofErr w:type="spellEnd"/>
       <w:r>
         <w:rPr>
-          <w:rFonts w:ascii="Garamond" w:hAnsi="Garamond"/>
+          <w:rFonts w:ascii="Brill" w:hAnsi="Brill"/>
         </w:rPr>
         <w:t xml:space="preserve"> una manera en todas las cosas</w:t>
       </w:r>
@@ -929,7 +787,7 @@
 </file>
 
 <file path=word/styles.xml><?xml version="1.0" encoding="utf-8"?>
-<w:styles xmlns:mc="http://schemas.openxmlformats.org/markup-compatibility/2006" xmlns:r="http://schemas.openxmlformats.org/officeDocument/2006/relationships" xmlns:w="http://schemas.openxmlformats.org/wordprocessingml/2006/main" xmlns:w14="http://schemas.microsoft.com/office/word/2010/wordml" xmlns:w15="http://schemas.microsoft.com/office/word/2012/wordml" xmlns:w16cex="http://schemas.microsoft.com/office/word/2018/wordml/cex" xmlns:w16cid="http://schemas.microsoft.com/office/word/2016/wordml/cid" xmlns:w16="http://schemas.microsoft.com/office/word/2018/wordml" xmlns:w16sdtdh="http://schemas.microsoft.com/office/word/2020/wordml/sdtdatahash" xmlns:w16se="http://schemas.microsoft.com/office/word/2015/wordml/symex" mc:Ignorable="w14 w15 w16se w16cid w16 w16cex w16sdtdh">
+<w:styles xmlns:mc="http://schemas.openxmlformats.org/markup-compatibility/2006" xmlns:r="http://schemas.openxmlformats.org/officeDocument/2006/relationships" xmlns:w="http://schemas.openxmlformats.org/wordprocessingml/2006/main" xmlns:w14="http://schemas.microsoft.com/office/word/2010/wordml" xmlns:w15="http://schemas.microsoft.com/office/word/2012/wordml" xmlns:w16cex="http://schemas.microsoft.com/office/word/2018/wordml/cex" xmlns:w16cid="http://schemas.microsoft.com/office/word/2016/wordml/cid" xmlns:w16="http://schemas.microsoft.com/office/word/2018/wordml" xmlns:w16du="http://schemas.microsoft.com/office/word/2023/wordml/word16du" xmlns:w16sdtdh="http://schemas.microsoft.com/office/word/2020/wordml/sdtdatahash" xmlns:w16sdtfl="http://schemas.microsoft.com/office/word/2024/wordml/sdtformatlock" xmlns:w16se="http://schemas.microsoft.com/office/word/2015/wordml/symex" mc:Ignorable="w14 w15 w16se w16cid w16 w16cex w16sdtdh w16sdtfl w16du">
   <w:docDefaults>
     <w:rPrDefault>
       <w:rPr>
